--- a/Программа_стажировки_стажера_инженера_ИИ.docx
+++ b/Программа_стажировки_стажера_инженера_ИИ.docx
@@ -1,6 +1,6 @@
 
 <file path=word/document.xml><?xml version="1.0" encoding="utf-8"?>
-<w:document xmlns:wpc="http://schemas.microsoft.com/office/word/2010/wordprocessingCanvas" xmlns:cx="http://schemas.microsoft.com/office/drawing/2014/chartex" xmlns:cx1="http://schemas.microsoft.com/office/drawing/2015/9/8/chartex" xmlns:cx2="http://schemas.microsoft.com/office/drawing/2015/10/21/chartex" xmlns:cx3="http://schemas.microsoft.com/office/drawing/2016/5/9/chartex" xmlns:cx4="http://schemas.microsoft.com/office/drawing/2016/5/10/chartex" xmlns:cx5="http://schemas.microsoft.com/office/drawing/2016/5/11/chartex" xmlns:cx6="http://schemas.microsoft.com/office/drawing/2016/5/12/chartex" xmlns:cx7="http://schemas.microsoft.com/office/drawing/2016/5/13/chartex" xmlns:cx8="http://schemas.microsoft.com/office/drawing/2016/5/14/chartex" xmlns:mc="http://schemas.openxmlformats.org/markup-compatibility/2006" xmlns:aink="http://schemas.microsoft.com/office/drawing/2016/ink" xmlns:am3d="http://schemas.microsoft.com/office/drawing/2017/model3d" xmlns:o="urn:schemas-microsoft-com:office:office" xmlns:oel="http://schemas.microsoft.com/office/2019/extlst" xmlns:r="http://schemas.openxmlformats.org/officeDocument/2006/relationships" xmlns:m="http://schemas.openxmlformats.org/officeDocument/2006/math" xmlns:v="urn:schemas-microsoft-com:vml" xmlns:wp14="http://schemas.microsoft.com/office/word/2010/wordprocessingDrawing" xmlns:wp="http://schemas.openxmlformats.org/drawingml/2006/wordprocessingDrawing" xmlns:w10="urn:schemas-microsoft-com:office:word" xmlns:w="http://schemas.openxmlformats.org/wordprocessingml/2006/main" xmlns:w14="http://schemas.microsoft.com/office/word/2010/wordml" xmlns:w15="http://schemas.microsoft.com/office/word/2012/wordml" xmlns:w16cex="http://schemas.microsoft.com/office/word/2018/wordml/cex" xmlns:w16cid="http://schemas.microsoft.com/office/word/2016/wordml/cid" xmlns:w16="http://schemas.microsoft.com/office/word/2018/wordml" xmlns:w16sdtdh="http://schemas.microsoft.com/office/word/2020/wordml/sdtdatahash" xmlns:w16se="http://schemas.microsoft.com/office/word/2015/wordml/symex" xmlns:wpg="http://schemas.microsoft.com/office/word/2010/wordprocessingGroup" xmlns:wpi="http://schemas.microsoft.com/office/word/2010/wordprocessingInk" xmlns:wne="http://schemas.microsoft.com/office/word/2006/wordml" xmlns:wps="http://schemas.microsoft.com/office/word/2010/wordprocessingShape" mc:Ignorable="w14 w15 w16se w16cid w16 w16cex w16sdtdh wp14">
+<w:document xmlns:wpc="http://schemas.microsoft.com/office/word/2010/wordprocessingCanvas" xmlns:cx="http://schemas.microsoft.com/office/drawing/2014/chartex" xmlns:cx1="http://schemas.microsoft.com/office/drawing/2015/9/8/chartex" xmlns:cx2="http://schemas.microsoft.com/office/drawing/2015/10/21/chartex" xmlns:cx3="http://schemas.microsoft.com/office/drawing/2016/5/9/chartex" xmlns:cx4="http://schemas.microsoft.com/office/drawing/2016/5/10/chartex" xmlns:cx5="http://schemas.microsoft.com/office/drawing/2016/5/11/chartex" xmlns:cx6="http://schemas.microsoft.com/office/drawing/2016/5/12/chartex" xmlns:cx7="http://schemas.microsoft.com/office/drawing/2016/5/13/chartex" xmlns:cx8="http://schemas.microsoft.com/office/drawing/2016/5/14/chartex" xmlns:mc="http://schemas.openxmlformats.org/markup-compatibility/2006" xmlns:aink="http://schemas.microsoft.com/office/drawing/2016/ink" xmlns:am3d="http://schemas.microsoft.com/office/drawing/2017/model3d" xmlns:o="urn:schemas-microsoft-com:office:office" xmlns:oel="http://schemas.microsoft.com/office/2019/extlst" xmlns:r="http://schemas.openxmlformats.org/officeDocument/2006/relationships" xmlns:m="http://schemas.openxmlformats.org/officeDocument/2006/math" xmlns:v="urn:schemas-microsoft-com:vml" xmlns:wp14="http://schemas.microsoft.com/office/word/2010/wordprocessingDrawing" xmlns:wp="http://schemas.openxmlformats.org/drawingml/2006/wordprocessingDrawing" xmlns:w10="urn:schemas-microsoft-com:office:word" xmlns:w="http://schemas.openxmlformats.org/wordprocessingml/2006/main" xmlns:w14="http://schemas.microsoft.com/office/word/2010/wordml" xmlns:w15="http://schemas.microsoft.com/office/word/2012/wordml" xmlns:w16cex="http://schemas.microsoft.com/office/word/2018/wordml/cex" xmlns:w16cid="http://schemas.microsoft.com/office/word/2016/wordml/cid" xmlns:w16="http://schemas.microsoft.com/office/word/2018/wordml" xmlns:w16du="http://schemas.microsoft.com/office/word/2023/wordml/word16du" xmlns:w16sdtdh="http://schemas.microsoft.com/office/word/2020/wordml/sdtdatahash" xmlns:w16sdtfl="http://schemas.microsoft.com/office/word/2024/wordml/sdtformatlock" xmlns:w16se="http://schemas.microsoft.com/office/word/2015/wordml/symex" xmlns:wpg="http://schemas.microsoft.com/office/word/2010/wordprocessingGroup" xmlns:wpi="http://schemas.microsoft.com/office/word/2010/wordprocessingInk" xmlns:wne="http://schemas.microsoft.com/office/word/2006/wordml" xmlns:wps="http://schemas.microsoft.com/office/word/2010/wordprocessingShape" mc:Ignorable="w14 w15 w16se w16cid w16 w16cex w16sdtdh w16sdtfl w16du wp14">
   <w:body>
     <w:p>
       <w:pPr>
@@ -5766,25 +5766,37 @@
       </w:r>
     </w:p>
     <w:p>
-      <w:proofErr w:type="spellStart"/>
-      <w:r>
-        <w:t>python</w:t>
-      </w:r>
-      <w:proofErr w:type="spellEnd"/>
-      <w:r>
-        <w:t xml:space="preserve"> -m </w:t>
+      <w:pPr>
+        <w:rPr>
+          <w:lang w:val="en-US"/>
+        </w:rPr>
+      </w:pPr>
+      <w:r>
+        <w:rPr>
+          <w:lang w:val="en-US"/>
+        </w:rPr>
+        <w:t xml:space="preserve">python -m </w:t>
       </w:r>
       <w:proofErr w:type="spellStart"/>
       <w:proofErr w:type="gramStart"/>
       <w:r>
+        <w:rPr>
+          <w:lang w:val="en-US"/>
+        </w:rPr>
         <w:t>venv</w:t>
       </w:r>
       <w:proofErr w:type="spellEnd"/>
       <w:r>
+        <w:rPr>
+          <w:lang w:val="en-US"/>
+        </w:rPr>
         <w:t xml:space="preserve"> .</w:t>
       </w:r>
       <w:proofErr w:type="spellStart"/>
       <w:r>
+        <w:rPr>
+          <w:lang w:val="en-US"/>
+        </w:rPr>
         <w:t>venv</w:t>
       </w:r>
       <w:proofErr w:type="spellEnd"/>
@@ -10503,6 +10515,7 @@
           <w:b/>
           <w:bCs/>
         </w:rPr>
+        <w:lastRenderedPageBreak/>
         <w:br w:type="page"/>
       </w:r>
     </w:p>
@@ -11196,28 +11209,14 @@
               <w:rPr>
                 <w:lang w:val="en-US"/>
               </w:rPr>
-              <w:t>, README, requirements.txt</w:t>
-            </w:r>
-            <w:proofErr w:type="gramStart"/>
+              <w:t>, README, requirements.txt, .</w:t>
+            </w:r>
+            <w:proofErr w:type="spellStart"/>
             <w:r>
               <w:rPr>
                 <w:lang w:val="en-US"/>
               </w:rPr>
-              <w:t>, .</w:t>
-            </w:r>
-            <w:proofErr w:type="spellStart"/>
-            <w:r>
-              <w:rPr>
-                <w:lang w:val="en-US"/>
-              </w:rPr>
-              <w:t>env</w:t>
-            </w:r>
-            <w:proofErr w:type="gramEnd"/>
-            <w:r>
-              <w:rPr>
-                <w:lang w:val="en-US"/>
-              </w:rPr>
-              <w:t>.example</w:t>
+              <w:t>env.example</w:t>
             </w:r>
             <w:proofErr w:type="spellEnd"/>
           </w:p>
@@ -13100,85 +13099,152 @@
       </w:r>
     </w:p>
     <w:p>
-      <w:proofErr w:type="spellStart"/>
+      <w:pPr>
+        <w:rPr>
+          <w:lang w:val="en-US"/>
+        </w:rPr>
+      </w:pPr>
       <w:proofErr w:type="gramStart"/>
       <w:r>
-        <w:t>print</w:t>
-      </w:r>
-      <w:proofErr w:type="spellEnd"/>
-      <w:r>
-        <w:t>(</w:t>
+        <w:rPr>
+          <w:lang w:val="en-US"/>
+        </w:rPr>
+        <w:t>print(</w:t>
       </w:r>
       <w:proofErr w:type="gramEnd"/>
       <w:r>
-        <w:t xml:space="preserve">"Hello, </w:t>
-      </w:r>
-      <w:proofErr w:type="spellStart"/>
-      <w:r>
-        <w:t>internship</w:t>
-      </w:r>
-      <w:proofErr w:type="spellEnd"/>
-      <w:r>
+        <w:rPr>
+          <w:lang w:val="en-US"/>
+        </w:rPr>
+        <w:t>"Hello, internship")</w:t>
+      </w:r>
+    </w:p>
+    <w:p>
+      <w:pPr>
+        <w:rPr>
+          <w:lang w:val="en-US"/>
+        </w:rPr>
+      </w:pPr>
+      <w:proofErr w:type="gramStart"/>
+      <w:r>
+        <w:rPr>
+          <w:lang w:val="en-US"/>
+        </w:rPr>
+        <w:t>print(</w:t>
+      </w:r>
+      <w:proofErr w:type="gramEnd"/>
+      <w:r>
+        <w:rPr>
+          <w:lang w:val="en-US"/>
+        </w:rPr>
+        <w:t>"</w:t>
+      </w:r>
+      <w:r>
+        <w:t>Меня</w:t>
+      </w:r>
+      <w:r>
+        <w:rPr>
+          <w:lang w:val="en-US"/>
+        </w:rPr>
+        <w:t xml:space="preserve"> </w:t>
+      </w:r>
+      <w:r>
+        <w:t>зовут</w:t>
+      </w:r>
+      <w:r>
+        <w:rPr>
+          <w:lang w:val="en-US"/>
+        </w:rPr>
+        <w:t xml:space="preserve"> </w:t>
+      </w:r>
+      <w:r>
+        <w:t>Данил</w:t>
+      </w:r>
+      <w:r>
+        <w:rPr>
+          <w:lang w:val="en-US"/>
+        </w:rPr>
         <w:t>")</w:t>
       </w:r>
     </w:p>
     <w:p>
-      <w:proofErr w:type="spellStart"/>
+      <w:pPr>
+        <w:rPr>
+          <w:lang w:val="en-US"/>
+        </w:rPr>
+      </w:pPr>
       <w:proofErr w:type="gramStart"/>
       <w:r>
-        <w:t>print</w:t>
-      </w:r>
-      <w:proofErr w:type="spellEnd"/>
-      <w:r>
-        <w:t>(</w:t>
+        <w:rPr>
+          <w:lang w:val="en-US"/>
+        </w:rPr>
+        <w:t>print(</w:t>
       </w:r>
       <w:proofErr w:type="gramEnd"/>
       <w:r>
-        <w:t>"Меня зовут Данил")</w:t>
-      </w:r>
-    </w:p>
-    <w:p>
-      <w:proofErr w:type="spellStart"/>
+        <w:rPr>
+          <w:lang w:val="en-US"/>
+        </w:rPr>
+        <w:t>"</w:t>
+      </w:r>
+      <w:r>
+        <w:t>Мне</w:t>
+      </w:r>
+      <w:r>
+        <w:rPr>
+          <w:lang w:val="en-US"/>
+        </w:rPr>
+        <w:t xml:space="preserve"> 15 </w:t>
+      </w:r>
+      <w:r>
+        <w:t>лет</w:t>
+      </w:r>
+      <w:r>
+        <w:rPr>
+          <w:lang w:val="en-US"/>
+        </w:rPr>
+        <w:t>")</w:t>
+      </w:r>
+    </w:p>
+    <w:p>
+      <w:pPr>
+        <w:rPr>
+          <w:lang w:val="en-US"/>
+        </w:rPr>
+      </w:pPr>
       <w:proofErr w:type="gramStart"/>
       <w:r>
-        <w:t>print</w:t>
-      </w:r>
-      <w:proofErr w:type="spellEnd"/>
-      <w:r>
-        <w:t>(</w:t>
+        <w:rPr>
+          <w:lang w:val="en-US"/>
+        </w:rPr>
+        <w:t>print(</w:t>
       </w:r>
       <w:proofErr w:type="gramEnd"/>
       <w:r>
-        <w:t>"Мне 15 лет")</w:t>
-      </w:r>
-    </w:p>
-    <w:p>
-      <w:proofErr w:type="spellStart"/>
+        <w:rPr>
+          <w:lang w:val="en-US"/>
+        </w:rPr>
+        <w:t>2 + 2)</w:t>
+      </w:r>
+    </w:p>
+    <w:p>
+      <w:pPr>
+        <w:rPr>
+          <w:lang w:val="en-US"/>
+        </w:rPr>
+      </w:pPr>
       <w:proofErr w:type="gramStart"/>
       <w:r>
-        <w:t>print</w:t>
-      </w:r>
-      <w:proofErr w:type="spellEnd"/>
-      <w:r>
-        <w:t>(</w:t>
+        <w:rPr>
+          <w:lang w:val="en-US"/>
+        </w:rPr>
+        <w:t>print(</w:t>
       </w:r>
       <w:proofErr w:type="gramEnd"/>
       <w:r>
-        <w:t>2 + 2)</w:t>
-      </w:r>
-    </w:p>
-    <w:p>
-      <w:proofErr w:type="spellStart"/>
-      <w:proofErr w:type="gramStart"/>
-      <w:r>
-        <w:t>print</w:t>
-      </w:r>
-      <w:proofErr w:type="spellEnd"/>
-      <w:r>
-        <w:t>(</w:t>
-      </w:r>
-      <w:proofErr w:type="gramEnd"/>
-      <w:r>
+        <w:rPr>
+          <w:lang w:val="en-US"/>
+        </w:rPr>
         <w:t>10 * 5)</w:t>
       </w:r>
     </w:p>
@@ -15404,34 +15470,92 @@
       </w:r>
     </w:p>
     <w:p>
+      <w:pPr>
+        <w:rPr>
+          <w:lang w:val="en-US"/>
+        </w:rPr>
+      </w:pPr>
+      <w:proofErr w:type="gramStart"/>
+      <w:r>
+        <w:rPr>
+          <w:lang w:val="en-US"/>
+        </w:rPr>
+        <w:t>print(</w:t>
+      </w:r>
+      <w:proofErr w:type="gramEnd"/>
+      <w:r>
+        <w:rPr>
+          <w:lang w:val="en-US"/>
+        </w:rPr>
+        <w:t>f"</w:t>
+      </w:r>
+      <w:r>
+        <w:t>Плановая</w:t>
+      </w:r>
+      <w:r>
+        <w:rPr>
+          <w:lang w:val="en-US"/>
+        </w:rPr>
+        <w:t xml:space="preserve"> </w:t>
+      </w:r>
+      <w:r>
+        <w:t>занятость</w:t>
+      </w:r>
+      <w:r>
+        <w:rPr>
+          <w:lang w:val="en-US"/>
+        </w:rPr>
+        <w:t>: {</w:t>
+      </w:r>
       <w:proofErr w:type="spellStart"/>
-      <w:proofErr w:type="gramStart"/>
-      <w:r>
-        <w:t>print</w:t>
+      <w:r>
+        <w:rPr>
+          <w:lang w:val="en-US"/>
+        </w:rPr>
+        <w:t>hours_per_day</w:t>
       </w:r>
       <w:proofErr w:type="spellEnd"/>
       <w:r>
-        <w:t>(</w:t>
-      </w:r>
-      <w:proofErr w:type="spellStart"/>
-      <w:proofErr w:type="gramEnd"/>
-      <w:r>
-        <w:t>f"Плановая</w:t>
-      </w:r>
-      <w:proofErr w:type="spellEnd"/>
-      <w:r>
-        <w:t xml:space="preserve"> занятость: {</w:t>
-      </w:r>
-      <w:proofErr w:type="spellStart"/>
-      <w:r>
-        <w:t>hours_per_day</w:t>
-      </w:r>
-      <w:proofErr w:type="spellEnd"/>
-      <w:r>
-        <w:t>} часа в день")</w:t>
-      </w:r>
-    </w:p>
-    <w:p/>
+        <w:rPr>
+          <w:lang w:val="en-US"/>
+        </w:rPr>
+        <w:t xml:space="preserve">} </w:t>
+      </w:r>
+      <w:r>
+        <w:t>часа</w:t>
+      </w:r>
+      <w:r>
+        <w:rPr>
+          <w:lang w:val="en-US"/>
+        </w:rPr>
+        <w:t xml:space="preserve"> </w:t>
+      </w:r>
+      <w:r>
+        <w:t>в</w:t>
+      </w:r>
+      <w:r>
+        <w:rPr>
+          <w:lang w:val="en-US"/>
+        </w:rPr>
+        <w:t xml:space="preserve"> </w:t>
+      </w:r>
+      <w:r>
+        <w:t>день</w:t>
+      </w:r>
+      <w:r>
+        <w:rPr>
+          <w:lang w:val="en-US"/>
+        </w:rPr>
+        <w:t>")</w:t>
+      </w:r>
+    </w:p>
+    <w:p>
+      <w:pPr>
+        <w:rPr>
+          <w:lang w:val="en-US"/>
+        </w:rPr>
+      </w:pPr>
+    </w:p>
     <w:p>
       <w:pPr>
         <w:rPr>
@@ -17136,47 +17260,70 @@
     </w:p>
     <w:p/>
     <w:p>
-      <w:proofErr w:type="spellStart"/>
-      <w:r>
-        <w:t>if</w:t>
-      </w:r>
-      <w:proofErr w:type="spellEnd"/>
-      <w:r>
+      <w:pPr>
+        <w:rPr>
+          <w:lang w:val="en-US"/>
+        </w:rPr>
+      </w:pPr>
+      <w:r>
+        <w:rPr>
+          <w:lang w:val="en-US"/>
+        </w:rPr>
+        <w:t>if age &lt; 16:</w:t>
+      </w:r>
+    </w:p>
+    <w:p>
+      <w:pPr>
+        <w:rPr>
+          <w:lang w:val="en-US"/>
+        </w:rPr>
+      </w:pPr>
+      <w:r>
+        <w:rPr>
+          <w:lang w:val="en-US"/>
+        </w:rPr>
+        <w:t xml:space="preserve">    </w:t>
+      </w:r>
+      <w:proofErr w:type="gramStart"/>
+      <w:r>
+        <w:rPr>
+          <w:lang w:val="en-US"/>
+        </w:rPr>
+        <w:t>print(</w:t>
+      </w:r>
+      <w:proofErr w:type="gramEnd"/>
+      <w:r>
+        <w:rPr>
+          <w:lang w:val="en-US"/>
+        </w:rPr>
+        <w:t>"</w:t>
+      </w:r>
+      <w:r>
+        <w:t>Стажер</w:t>
+      </w:r>
+      <w:r>
+        <w:rPr>
+          <w:lang w:val="en-US"/>
+        </w:rPr>
         <w:t xml:space="preserve"> </w:t>
       </w:r>
-      <w:proofErr w:type="spellStart"/>
-      <w:r>
-        <w:t>age</w:t>
-      </w:r>
-      <w:proofErr w:type="spellEnd"/>
-      <w:r>
-        <w:t xml:space="preserve"> </w:t>
-      </w:r>
-      <w:proofErr w:type="gramStart"/>
-      <w:r>
-        <w:t>&lt; 16</w:t>
-      </w:r>
-      <w:proofErr w:type="gramEnd"/>
-      <w:r>
-        <w:t>:</w:t>
-      </w:r>
-    </w:p>
-    <w:p>
-      <w:r>
-        <w:t xml:space="preserve">    </w:t>
-      </w:r>
-      <w:proofErr w:type="spellStart"/>
-      <w:proofErr w:type="gramStart"/>
-      <w:r>
-        <w:t>print</w:t>
-      </w:r>
-      <w:proofErr w:type="spellEnd"/>
-      <w:r>
-        <w:t>(</w:t>
-      </w:r>
-      <w:proofErr w:type="gramEnd"/>
-      <w:r>
-        <w:t>"Стажер младше 16 лет")</w:t>
+      <w:r>
+        <w:t>младше</w:t>
+      </w:r>
+      <w:r>
+        <w:rPr>
+          <w:lang w:val="en-US"/>
+        </w:rPr>
+        <w:t xml:space="preserve"> 16 </w:t>
+      </w:r>
+      <w:r>
+        <w:t>лет</w:t>
+      </w:r>
+      <w:r>
+        <w:rPr>
+          <w:lang w:val="en-US"/>
+        </w:rPr>
+        <w:t>")</w:t>
       </w:r>
     </w:p>
     <w:p>
@@ -22280,6 +22427,7 @@
         <w:rPr>
           <w:b/>
           <w:bCs/>
+          <w:lang w:val="en-US"/>
         </w:rPr>
       </w:pPr>
       <w:r>
@@ -22621,6 +22769,7 @@
               <w:rPr>
                 <w:b/>
                 <w:bCs/>
+                <w:lang w:val="en-US"/>
               </w:rPr>
             </w:pPr>
             <w:r>
@@ -23193,21 +23342,16 @@
       </w:r>
     </w:p>
     <w:p>
-      <w:proofErr w:type="spellStart"/>
-      <w:r>
-        <w:t>print</w:t>
-      </w:r>
-      <w:proofErr w:type="spellEnd"/>
-      <w:r>
-        <w:t>(</w:t>
-      </w:r>
-      <w:proofErr w:type="spellStart"/>
-      <w:r>
-        <w:t>result</w:t>
-      </w:r>
-      <w:proofErr w:type="spellEnd"/>
-      <w:r>
-        <w:t>)</w:t>
+      <w:pPr>
+        <w:rPr>
+          <w:lang w:val="en-US"/>
+        </w:rPr>
+      </w:pPr>
+      <w:r>
+        <w:rPr>
+          <w:lang w:val="en-US"/>
+        </w:rPr>
+        <w:t>print(result)</w:t>
       </w:r>
     </w:p>
     <w:p>
@@ -23803,11 +23947,12 @@
             <w:pPr>
               <w:spacing w:after="160" w:line="278" w:lineRule="auto"/>
             </w:pPr>
-            <w:proofErr w:type="spellStart"/>
-            <w:r>
-              <w:t>in</w:t>
-            </w:r>
-            <w:proofErr w:type="spellEnd"/>
+            <w:r>
+              <w:t>I</w:t>
+            </w:r>
+            <w:r>
+              <w:t>n</w:t>
+            </w:r>
           </w:p>
         </w:tc>
         <w:tc>
@@ -23993,8 +24138,13 @@
       </w:r>
       <w:proofErr w:type="gramEnd"/>
       <w:r>
-        <w:t xml:space="preserve"> ошибку подключения клиента в Перми  "</w:t>
-      </w:r>
+        <w:t xml:space="preserve"> ошибку подключения клиента в </w:t>
+      </w:r>
+      <w:proofErr w:type="gramStart"/>
+      <w:r>
+        <w:t>Перми  "</w:t>
+      </w:r>
+      <w:proofErr w:type="gramEnd"/>
     </w:p>
     <w:p/>
     <w:p>
@@ -24031,7 +24181,21 @@
         <w:rPr>
           <w:lang w:val="en-US"/>
         </w:rPr>
-        <w:t>().lower()</w:t>
+        <w:t>(</w:t>
+      </w:r>
+      <w:proofErr w:type="gramStart"/>
+      <w:r>
+        <w:rPr>
+          <w:lang w:val="en-US"/>
+        </w:rPr>
+        <w:t>).lower</w:t>
+      </w:r>
+      <w:proofErr w:type="gramEnd"/>
+      <w:r>
+        <w:rPr>
+          <w:lang w:val="en-US"/>
+        </w:rPr>
+        <w:t>()</w:t>
       </w:r>
     </w:p>
     <w:p>
@@ -24221,41 +24385,36 @@
       </w:r>
     </w:p>
     <w:p>
-      <w:pPr>
-        <w:rPr>
-          <w:lang w:val="en-US"/>
-        </w:rPr>
-      </w:pPr>
       <w:proofErr w:type="gramStart"/>
       <w:r>
         <w:rPr>
           <w:lang w:val="en-US"/>
         </w:rPr>
-        <w:t>print(</w:t>
+        <w:t>print</w:t>
+      </w:r>
+      <w:r>
+        <w:t>(</w:t>
       </w:r>
       <w:proofErr w:type="gramEnd"/>
       <w:r>
         <w:rPr>
           <w:lang w:val="en-US"/>
         </w:rPr>
-        <w:t>f"</w:t>
+        <w:t>f</w:t>
+      </w:r>
+      <w:r>
+        <w:t>"</w:t>
       </w:r>
       <w:r>
         <w:t>Количество</w:t>
       </w:r>
       <w:r>
-        <w:rPr>
-          <w:lang w:val="en-US"/>
-        </w:rPr>
         <w:t xml:space="preserve"> </w:t>
       </w:r>
       <w:r>
         <w:t>слов</w:t>
       </w:r>
       <w:r>
-        <w:rPr>
-          <w:lang w:val="en-US"/>
-        </w:rPr>
         <w:t>: {</w:t>
       </w:r>
       <w:proofErr w:type="spellStart"/>
@@ -24267,10 +24426,16 @@
       </w:r>
       <w:proofErr w:type="spellEnd"/>
       <w:r>
-        <w:rPr>
-          <w:lang w:val="en-US"/>
-        </w:rPr>
-        <w:t>(words)}")</w:t>
+        <w:t>(</w:t>
+      </w:r>
+      <w:r>
+        <w:rPr>
+          <w:lang w:val="en-US"/>
+        </w:rPr>
+        <w:t>words</w:t>
+      </w:r>
+      <w:r>
+        <w:t>)}")</w:t>
       </w:r>
     </w:p>
     <w:p>
@@ -24343,7 +24508,21 @@
         <w:rPr>
           <w:lang w:val="en-US"/>
         </w:rPr>
-        <w:t>().lower()</w:t>
+        <w:t>(</w:t>
+      </w:r>
+      <w:proofErr w:type="gramStart"/>
+      <w:r>
+        <w:rPr>
+          <w:lang w:val="en-US"/>
+        </w:rPr>
+        <w:t>).lower</w:t>
+      </w:r>
+      <w:proofErr w:type="gramEnd"/>
+      <w:r>
+        <w:rPr>
+          <w:lang w:val="en-US"/>
+        </w:rPr>
+        <w:t>()</w:t>
       </w:r>
     </w:p>
     <w:p>
@@ -25753,14 +25932,45 @@
         <w:rPr>
           <w:b/>
           <w:bCs/>
-        </w:rPr>
-      </w:pPr>
-      <w:r>
-        <w:rPr>
-          <w:b/>
-          <w:bCs/>
-        </w:rPr>
-        <w:t>Самостоятельное чтение, 30-45 минут</w:t>
+          <w:lang w:val="en-US"/>
+        </w:rPr>
+      </w:pPr>
+      <w:r>
+        <w:rPr>
+          <w:b/>
+          <w:bCs/>
+        </w:rPr>
+        <w:t>Самостоятельное</w:t>
+      </w:r>
+      <w:r>
+        <w:rPr>
+          <w:b/>
+          <w:bCs/>
+          <w:lang w:val="en-US"/>
+        </w:rPr>
+        <w:t xml:space="preserve"> </w:t>
+      </w:r>
+      <w:r>
+        <w:rPr>
+          <w:b/>
+          <w:bCs/>
+        </w:rPr>
+        <w:t>чтение</w:t>
+      </w:r>
+      <w:r>
+        <w:rPr>
+          <w:b/>
+          <w:bCs/>
+          <w:lang w:val="en-US"/>
+        </w:rPr>
+        <w:t xml:space="preserve">, 30-45 </w:t>
+      </w:r>
+      <w:r>
+        <w:rPr>
+          <w:b/>
+          <w:bCs/>
+        </w:rPr>
+        <w:t>минут</w:t>
       </w:r>
     </w:p>
     <w:tbl>
@@ -26854,7 +27064,21 @@
         <w:rPr>
           <w:lang w:val="en-US"/>
         </w:rPr>
-        <w:t>().lower()</w:t>
+        <w:t>(</w:t>
+      </w:r>
+      <w:proofErr w:type="gramStart"/>
+      <w:r>
+        <w:rPr>
+          <w:lang w:val="en-US"/>
+        </w:rPr>
+        <w:t>).lower</w:t>
+      </w:r>
+      <w:proofErr w:type="gramEnd"/>
+      <w:r>
+        <w:rPr>
+          <w:lang w:val="en-US"/>
+        </w:rPr>
+        <w:t>()</w:t>
       </w:r>
     </w:p>
     <w:p>
@@ -27552,18 +27776,27 @@
       </w:pPr>
     </w:p>
     <w:p>
-      <w:proofErr w:type="spellStart"/>
-      <w:r>
-        <w:t>keywords</w:t>
-      </w:r>
-      <w:proofErr w:type="spellEnd"/>
-      <w:r>
-        <w:t xml:space="preserve"> = [</w:t>
-      </w:r>
-    </w:p>
-    <w:p>
-      <w:r>
-        <w:t xml:space="preserve">    "ошибка",</w:t>
+      <w:pPr>
+        <w:rPr>
+          <w:lang w:val="en-US"/>
+        </w:rPr>
+      </w:pPr>
+      <w:r>
+        <w:rPr>
+          <w:lang w:val="en-US"/>
+        </w:rPr>
+        <w:t>keywords = [</w:t>
+      </w:r>
+    </w:p>
+    <w:p>
+      <w:r>
+        <w:rPr>
+          <w:lang w:val="en-US"/>
+        </w:rPr>
+        <w:t xml:space="preserve">    </w:t>
+      </w:r>
+      <w:r>
+        <w:t>"ошибка",</w:t>
       </w:r>
     </w:p>
     <w:p>
@@ -27582,27 +27815,16 @@
       </w:r>
     </w:p>
     <w:p>
-      <w:pPr>
-        <w:rPr>
-          <w:lang w:val="en-US"/>
-        </w:rPr>
-      </w:pPr>
       <w:r>
         <w:t xml:space="preserve">    </w:t>
       </w:r>
       <w:r>
-        <w:rPr>
-          <w:lang w:val="en-US"/>
-        </w:rPr>
         <w:t>"</w:t>
       </w:r>
       <w:r>
         <w:t>отчет</w:t>
       </w:r>
       <w:r>
-        <w:rPr>
-          <w:lang w:val="en-US"/>
-        </w:rPr>
         <w:t>",</w:t>
       </w:r>
     </w:p>
@@ -27613,10 +27835,13 @@
         </w:rPr>
       </w:pPr>
       <w:r>
-        <w:rPr>
-          <w:lang w:val="en-US"/>
-        </w:rPr>
-        <w:t xml:space="preserve">    "</w:t>
+        <w:t xml:space="preserve">    </w:t>
+      </w:r>
+      <w:r>
+        <w:rPr>
+          <w:lang w:val="en-US"/>
+        </w:rPr>
+        <w:t>"</w:t>
       </w:r>
       <w:r>
         <w:t>узел</w:t>
@@ -43125,12 +43350,31 @@
       <w:bookmarkEnd w:id="14"/>
     </w:p>
     <w:p>
-      <w:r>
-        <w:t>Файл:</w:t>
-      </w:r>
-    </w:p>
-    <w:p>
-      <w:r>
+      <w:pPr>
+        <w:rPr>
+          <w:lang w:val="en-US"/>
+        </w:rPr>
+      </w:pPr>
+      <w:r>
+        <w:t>Файл</w:t>
+      </w:r>
+      <w:r>
+        <w:rPr>
+          <w:lang w:val="en-US"/>
+        </w:rPr>
+        <w:t>:</w:t>
+      </w:r>
+    </w:p>
+    <w:p>
+      <w:pPr>
+        <w:rPr>
+          <w:lang w:val="en-US"/>
+        </w:rPr>
+      </w:pPr>
+      <w:r>
+        <w:rPr>
+          <w:lang w:val="en-US"/>
+        </w:rPr>
         <w:t>docs/weekly_reports/week_01_summary.md</w:t>
       </w:r>
     </w:p>
@@ -45910,6 +46154,11 @@
       </w:r>
     </w:p>
     <w:p>
+      <w:pPr>
+        <w:rPr>
+          <w:lang w:val="en-US"/>
+        </w:rPr>
+      </w:pPr>
       <w:r>
         <w:rPr>
           <w:lang w:val="en-US"/>
@@ -45917,90 +46166,127 @@
         <w:t xml:space="preserve">    </w:t>
       </w:r>
       <w:r>
+        <w:rPr>
+          <w:lang w:val="en-US"/>
+        </w:rPr>
         <w:t>simple_agent.py</w:t>
       </w:r>
     </w:p>
-    <w:p/>
-    <w:p>
-      <w:r>
+    <w:p>
+      <w:pPr>
+        <w:rPr>
+          <w:lang w:val="en-US"/>
+        </w:rPr>
+      </w:pPr>
+    </w:p>
+    <w:p>
+      <w:pPr>
+        <w:rPr>
+          <w:lang w:val="en-US"/>
+        </w:rPr>
+      </w:pPr>
+      <w:r>
+        <w:rPr>
+          <w:lang w:val="en-US"/>
+        </w:rPr>
+        <w:t xml:space="preserve">  logs/</w:t>
+      </w:r>
+    </w:p>
+    <w:p>
+      <w:pPr>
+        <w:rPr>
+          <w:lang w:val="en-US"/>
+        </w:rPr>
+      </w:pPr>
+      <w:r>
+        <w:rPr>
+          <w:lang w:val="en-US"/>
+        </w:rPr>
+        <w:t xml:space="preserve">    </w:t>
+      </w:r>
+      <w:r>
+        <w:rPr>
+          <w:lang w:val="en-US"/>
+        </w:rPr>
+        <w:t>week_11_agent_log.txt</w:t>
+      </w:r>
+    </w:p>
+    <w:p>
+      <w:pPr>
+        <w:rPr>
+          <w:lang w:val="en-US"/>
+        </w:rPr>
+      </w:pPr>
+      <w:r>
+        <w:rPr>
+          <w:lang w:val="en-US"/>
+        </w:rPr>
+        <w:t xml:space="preserve">    final_agent_run.log</w:t>
+      </w:r>
+    </w:p>
+    <w:p>
+      <w:pPr>
+        <w:rPr>
+          <w:lang w:val="en-US"/>
+        </w:rPr>
+      </w:pPr>
+    </w:p>
+    <w:p>
+      <w:pPr>
+        <w:rPr>
+          <w:lang w:val="en-US"/>
+        </w:rPr>
+      </w:pPr>
+      <w:r>
+        <w:rPr>
+          <w:lang w:val="en-US"/>
+        </w:rPr>
         <w:t xml:space="preserve">  </w:t>
       </w:r>
+      <w:r>
+        <w:rPr>
+          <w:lang w:val="en-US"/>
+        </w:rPr>
+        <w:t>tests/</w:t>
+      </w:r>
+    </w:p>
+    <w:p>
+      <w:pPr>
+        <w:rPr>
+          <w:lang w:val="en-US"/>
+        </w:rPr>
+      </w:pPr>
+      <w:r>
+        <w:rPr>
+          <w:lang w:val="en-US"/>
+        </w:rPr>
+        <w:t xml:space="preserve">    test_requests.csv</w:t>
+      </w:r>
+    </w:p>
+    <w:p>
+      <w:pPr>
+        <w:rPr>
+          <w:lang w:val="en-US"/>
+        </w:rPr>
+      </w:pPr>
+      <w:r>
+        <w:rPr>
+          <w:lang w:val="en-US"/>
+        </w:rPr>
+        <w:t xml:space="preserve">    </w:t>
+      </w:r>
       <w:proofErr w:type="spellStart"/>
       <w:r>
-        <w:t>logs</w:t>
-      </w:r>
-      <w:proofErr w:type="spellEnd"/>
-      <w:r>
-        <w:t>/</w:t>
-      </w:r>
-    </w:p>
-    <w:p>
-      <w:pPr>
-        <w:rPr>
-          <w:lang w:val="en-US"/>
-        </w:rPr>
-      </w:pPr>
-      <w:r>
-        <w:t xml:space="preserve">    </w:t>
-      </w:r>
-      <w:r>
-        <w:rPr>
-          <w:lang w:val="en-US"/>
-        </w:rPr>
-        <w:t>week_11_agent_log.txt</w:t>
-      </w:r>
-    </w:p>
-    <w:p>
-      <w:pPr>
-        <w:rPr>
-          <w:lang w:val="en-US"/>
-        </w:rPr>
-      </w:pPr>
-      <w:r>
-        <w:rPr>
-          <w:lang w:val="en-US"/>
-        </w:rPr>
-        <w:t xml:space="preserve">    final_agent_run.log</w:t>
-      </w:r>
-    </w:p>
-    <w:p>
-      <w:pPr>
-        <w:rPr>
-          <w:lang w:val="en-US"/>
-        </w:rPr>
-      </w:pPr>
-    </w:p>
-    <w:p>
-      <w:r>
-        <w:rPr>
-          <w:lang w:val="en-US"/>
-        </w:rPr>
-        <w:t xml:space="preserve">  </w:t>
-      </w:r>
-      <w:proofErr w:type="spellStart"/>
-      <w:r>
-        <w:t>tests</w:t>
-      </w:r>
-      <w:proofErr w:type="spellEnd"/>
-      <w:r>
-        <w:t>/</w:t>
-      </w:r>
-    </w:p>
-    <w:p>
-      <w:r>
-        <w:t xml:space="preserve">    test_requests.csv</w:t>
-      </w:r>
-    </w:p>
-    <w:p>
-      <w:r>
-        <w:t xml:space="preserve">    </w:t>
-      </w:r>
-      <w:proofErr w:type="spellStart"/>
-      <w:r>
+        <w:rPr>
+          <w:lang w:val="en-US"/>
+        </w:rPr>
         <w:t>expected_</w:t>
       </w:r>
       <w:proofErr w:type="gramStart"/>
       <w:r>
+        <w:rPr>
+          <w:lang w:val="en-US"/>
+        </w:rPr>
         <w:t>results.json</w:t>
       </w:r>
       <w:proofErr w:type="spellEnd"/>
@@ -46018,6 +46304,7 @@
           <w:color w:val="auto"/>
           <w:sz w:val="28"/>
           <w:szCs w:val="28"/>
+          <w:lang w:val="en-US"/>
         </w:rPr>
       </w:pPr>
       <w:bookmarkStart w:id="19" w:name="_Toc231801366"/>
@@ -46028,8 +46315,61 @@
           <w:color w:val="auto"/>
           <w:sz w:val="28"/>
           <w:szCs w:val="28"/>
-        </w:rPr>
-        <w:t>20. Таблица контроля прогресса</w:t>
+          <w:lang w:val="en-US"/>
+        </w:rPr>
+        <w:t xml:space="preserve">20. </w:t>
+      </w:r>
+      <w:r>
+        <w:rPr>
+          <w:b/>
+          <w:bCs/>
+          <w:color w:val="auto"/>
+          <w:sz w:val="28"/>
+          <w:szCs w:val="28"/>
+        </w:rPr>
+        <w:t>Таблица</w:t>
+      </w:r>
+      <w:r>
+        <w:rPr>
+          <w:b/>
+          <w:bCs/>
+          <w:color w:val="auto"/>
+          <w:sz w:val="28"/>
+          <w:szCs w:val="28"/>
+          <w:lang w:val="en-US"/>
+        </w:rPr>
+        <w:t xml:space="preserve"> </w:t>
+      </w:r>
+      <w:r>
+        <w:rPr>
+          <w:b/>
+          <w:bCs/>
+          <w:color w:val="auto"/>
+          <w:sz w:val="28"/>
+          <w:szCs w:val="28"/>
+        </w:rPr>
+        <w:t>контроля</w:t>
+      </w:r>
+      <w:r>
+        <w:rPr>
+          <w:b/>
+          <w:bCs/>
+          <w:color w:val="auto"/>
+          <w:sz w:val="28"/>
+          <w:szCs w:val="28"/>
+          <w:lang w:val="en-US"/>
+        </w:rPr>
+        <w:t xml:space="preserve"> </w:t>
+      </w:r>
+      <w:r>
+        <w:rPr>
+          <w:b/>
+          <w:bCs/>
+          <w:color w:val="auto"/>
+          <w:sz w:val="28"/>
+          <w:szCs w:val="28"/>
+        </w:rPr>
+        <w:t>прогресса</w:t>
       </w:r>
       <w:bookmarkEnd w:id="19"/>
     </w:p>
@@ -47578,7 +47918,7 @@
 </file>
 
 <file path=word/endnotes.xml><?xml version="1.0" encoding="utf-8"?>
-<w:endnotes xmlns:wpc="http://schemas.microsoft.com/office/word/2010/wordprocessingCanvas" xmlns:cx="http://schemas.microsoft.com/office/drawing/2014/chartex" xmlns:cx1="http://schemas.microsoft.com/office/drawing/2015/9/8/chartex" xmlns:cx2="http://schemas.microsoft.com/office/drawing/2015/10/21/chartex" xmlns:cx3="http://schemas.microsoft.com/office/drawing/2016/5/9/chartex" xmlns:cx4="http://schemas.microsoft.com/office/drawing/2016/5/10/chartex" xmlns:cx5="http://schemas.microsoft.com/office/drawing/2016/5/11/chartex" xmlns:cx6="http://schemas.microsoft.com/office/drawing/2016/5/12/chartex" xmlns:cx7="http://schemas.microsoft.com/office/drawing/2016/5/13/chartex" xmlns:cx8="http://schemas.microsoft.com/office/drawing/2016/5/14/chartex" xmlns:mc="http://schemas.openxmlformats.org/markup-compatibility/2006" xmlns:aink="http://schemas.microsoft.com/office/drawing/2016/ink" xmlns:am3d="http://schemas.microsoft.com/office/drawing/2017/model3d" xmlns:o="urn:schemas-microsoft-com:office:office" xmlns:oel="http://schemas.microsoft.com/office/2019/extlst" xmlns:r="http://schemas.openxmlformats.org/officeDocument/2006/relationships" xmlns:m="http://schemas.openxmlformats.org/officeDocument/2006/math" xmlns:v="urn:schemas-microsoft-com:vml" xmlns:wp14="http://schemas.microsoft.com/office/word/2010/wordprocessingDrawing" xmlns:wp="http://schemas.openxmlformats.org/drawingml/2006/wordprocessingDrawing" xmlns:w10="urn:schemas-microsoft-com:office:word" xmlns:w="http://schemas.openxmlformats.org/wordprocessingml/2006/main" xmlns:w14="http://schemas.microsoft.com/office/word/2010/wordml" xmlns:w15="http://schemas.microsoft.com/office/word/2012/wordml" xmlns:w16cex="http://schemas.microsoft.com/office/word/2018/wordml/cex" xmlns:w16cid="http://schemas.microsoft.com/office/word/2016/wordml/cid" xmlns:w16="http://schemas.microsoft.com/office/word/2018/wordml" xmlns:w16sdtdh="http://schemas.microsoft.com/office/word/2020/wordml/sdtdatahash" xmlns:w16se="http://schemas.microsoft.com/office/word/2015/wordml/symex" xmlns:wpg="http://schemas.microsoft.com/office/word/2010/wordprocessingGroup" xmlns:wpi="http://schemas.microsoft.com/office/word/2010/wordprocessingInk" xmlns:wne="http://schemas.microsoft.com/office/word/2006/wordml" xmlns:wps="http://schemas.microsoft.com/office/word/2010/wordprocessingShape" mc:Ignorable="w14 w15 w16se w16cid w16 w16cex w16sdtdh wp14">
+<w:endnotes xmlns:wpc="http://schemas.microsoft.com/office/word/2010/wordprocessingCanvas" xmlns:cx="http://schemas.microsoft.com/office/drawing/2014/chartex" xmlns:cx1="http://schemas.microsoft.com/office/drawing/2015/9/8/chartex" xmlns:cx2="http://schemas.microsoft.com/office/drawing/2015/10/21/chartex" xmlns:cx3="http://schemas.microsoft.com/office/drawing/2016/5/9/chartex" xmlns:cx4="http://schemas.microsoft.com/office/drawing/2016/5/10/chartex" xmlns:cx5="http://schemas.microsoft.com/office/drawing/2016/5/11/chartex" xmlns:cx6="http://schemas.microsoft.com/office/drawing/2016/5/12/chartex" xmlns:cx7="http://schemas.microsoft.com/office/drawing/2016/5/13/chartex" xmlns:cx8="http://schemas.microsoft.com/office/drawing/2016/5/14/chartex" xmlns:mc="http://schemas.openxmlformats.org/markup-compatibility/2006" xmlns:aink="http://schemas.microsoft.com/office/drawing/2016/ink" xmlns:am3d="http://schemas.microsoft.com/office/drawing/2017/model3d" xmlns:o="urn:schemas-microsoft-com:office:office" xmlns:oel="http://schemas.microsoft.com/office/2019/extlst" xmlns:r="http://schemas.openxmlformats.org/officeDocument/2006/relationships" xmlns:m="http://schemas.openxmlformats.org/officeDocument/2006/math" xmlns:v="urn:schemas-microsoft-com:vml" xmlns:wp14="http://schemas.microsoft.com/office/word/2010/wordprocessingDrawing" xmlns:wp="http://schemas.openxmlformats.org/drawingml/2006/wordprocessingDrawing" xmlns:w10="urn:schemas-microsoft-com:office:word" xmlns:w="http://schemas.openxmlformats.org/wordprocessingml/2006/main" xmlns:w14="http://schemas.microsoft.com/office/word/2010/wordml" xmlns:w15="http://schemas.microsoft.com/office/word/2012/wordml" xmlns:w16cex="http://schemas.microsoft.com/office/word/2018/wordml/cex" xmlns:w16cid="http://schemas.microsoft.com/office/word/2016/wordml/cid" xmlns:w16="http://schemas.microsoft.com/office/word/2018/wordml" xmlns:w16du="http://schemas.microsoft.com/office/word/2023/wordml/word16du" xmlns:w16sdtdh="http://schemas.microsoft.com/office/word/2020/wordml/sdtdatahash" xmlns:w16sdtfl="http://schemas.microsoft.com/office/word/2024/wordml/sdtformatlock" xmlns:w16se="http://schemas.microsoft.com/office/word/2015/wordml/symex" xmlns:wpg="http://schemas.microsoft.com/office/word/2010/wordprocessingGroup" xmlns:wpi="http://schemas.microsoft.com/office/word/2010/wordprocessingInk" xmlns:wne="http://schemas.microsoft.com/office/word/2006/wordml" xmlns:wps="http://schemas.microsoft.com/office/word/2010/wordprocessingShape" mc:Ignorable="w14 w15 w16se w16cid w16 w16cex w16sdtdh w16sdtfl w16du wp14">
   <w:endnote w:type="separator" w:id="-1">
     <w:p>
       <w:pPr>
@@ -47603,7 +47943,7 @@
 </file>
 
 <file path=word/footer1.xml><?xml version="1.0" encoding="utf-8"?>
-<w:ftr xmlns:wpc="http://schemas.microsoft.com/office/word/2010/wordprocessingCanvas" xmlns:cx="http://schemas.microsoft.com/office/drawing/2014/chartex" xmlns:cx1="http://schemas.microsoft.com/office/drawing/2015/9/8/chartex" xmlns:cx2="http://schemas.microsoft.com/office/drawing/2015/10/21/chartex" xmlns:cx3="http://schemas.microsoft.com/office/drawing/2016/5/9/chartex" xmlns:cx4="http://schemas.microsoft.com/office/drawing/2016/5/10/chartex" xmlns:cx5="http://schemas.microsoft.com/office/drawing/2016/5/11/chartex" xmlns:cx6="http://schemas.microsoft.com/office/drawing/2016/5/12/chartex" xmlns:cx7="http://schemas.microsoft.com/office/drawing/2016/5/13/chartex" xmlns:cx8="http://schemas.microsoft.com/office/drawing/2016/5/14/chartex" xmlns:mc="http://schemas.openxmlformats.org/markup-compatibility/2006" xmlns:aink="http://schemas.microsoft.com/office/drawing/2016/ink" xmlns:am3d="http://schemas.microsoft.com/office/drawing/2017/model3d" xmlns:o="urn:schemas-microsoft-com:office:office" xmlns:oel="http://schemas.microsoft.com/office/2019/extlst" xmlns:r="http://schemas.openxmlformats.org/officeDocument/2006/relationships" xmlns:m="http://schemas.openxmlformats.org/officeDocument/2006/math" xmlns:v="urn:schemas-microsoft-com:vml" xmlns:wp14="http://schemas.microsoft.com/office/word/2010/wordprocessingDrawing" xmlns:wp="http://schemas.openxmlformats.org/drawingml/2006/wordprocessingDrawing" xmlns:w10="urn:schemas-microsoft-com:office:word" xmlns:w="http://schemas.openxmlformats.org/wordprocessingml/2006/main" xmlns:w14="http://schemas.microsoft.com/office/word/2010/wordml" xmlns:w15="http://schemas.microsoft.com/office/word/2012/wordml" xmlns:w16cex="http://schemas.microsoft.com/office/word/2018/wordml/cex" xmlns:w16cid="http://schemas.microsoft.com/office/word/2016/wordml/cid" xmlns:w16="http://schemas.microsoft.com/office/word/2018/wordml" xmlns:w16sdtdh="http://schemas.microsoft.com/office/word/2020/wordml/sdtdatahash" xmlns:w16se="http://schemas.microsoft.com/office/word/2015/wordml/symex" xmlns:wpg="http://schemas.microsoft.com/office/word/2010/wordprocessingGroup" xmlns:wpi="http://schemas.microsoft.com/office/word/2010/wordprocessingInk" xmlns:wne="http://schemas.microsoft.com/office/word/2006/wordml" xmlns:wps="http://schemas.microsoft.com/office/word/2010/wordprocessingShape" mc:Ignorable="w14 w15 w16se w16cid w16 w16cex w16sdtdh wp14">
+<w:ftr xmlns:wpc="http://schemas.microsoft.com/office/word/2010/wordprocessingCanvas" xmlns:cx="http://schemas.microsoft.com/office/drawing/2014/chartex" xmlns:cx1="http://schemas.microsoft.com/office/drawing/2015/9/8/chartex" xmlns:cx2="http://schemas.microsoft.com/office/drawing/2015/10/21/chartex" xmlns:cx3="http://schemas.microsoft.com/office/drawing/2016/5/9/chartex" xmlns:cx4="http://schemas.microsoft.com/office/drawing/2016/5/10/chartex" xmlns:cx5="http://schemas.microsoft.com/office/drawing/2016/5/11/chartex" xmlns:cx6="http://schemas.microsoft.com/office/drawing/2016/5/12/chartex" xmlns:cx7="http://schemas.microsoft.com/office/drawing/2016/5/13/chartex" xmlns:cx8="http://schemas.microsoft.com/office/drawing/2016/5/14/chartex" xmlns:mc="http://schemas.openxmlformats.org/markup-compatibility/2006" xmlns:aink="http://schemas.microsoft.com/office/drawing/2016/ink" xmlns:am3d="http://schemas.microsoft.com/office/drawing/2017/model3d" xmlns:o="urn:schemas-microsoft-com:office:office" xmlns:oel="http://schemas.microsoft.com/office/2019/extlst" xmlns:r="http://schemas.openxmlformats.org/officeDocument/2006/relationships" xmlns:m="http://schemas.openxmlformats.org/officeDocument/2006/math" xmlns:v="urn:schemas-microsoft-com:vml" xmlns:wp14="http://schemas.microsoft.com/office/word/2010/wordprocessingDrawing" xmlns:wp="http://schemas.openxmlformats.org/drawingml/2006/wordprocessingDrawing" xmlns:w10="urn:schemas-microsoft-com:office:word" xmlns:w="http://schemas.openxmlformats.org/wordprocessingml/2006/main" xmlns:w14="http://schemas.microsoft.com/office/word/2010/wordml" xmlns:w15="http://schemas.microsoft.com/office/word/2012/wordml" xmlns:w16cex="http://schemas.microsoft.com/office/word/2018/wordml/cex" xmlns:w16cid="http://schemas.microsoft.com/office/word/2016/wordml/cid" xmlns:w16="http://schemas.microsoft.com/office/word/2018/wordml" xmlns:w16du="http://schemas.microsoft.com/office/word/2023/wordml/word16du" xmlns:w16sdtdh="http://schemas.microsoft.com/office/word/2020/wordml/sdtdatahash" xmlns:w16sdtfl="http://schemas.microsoft.com/office/word/2024/wordml/sdtformatlock" xmlns:w16se="http://schemas.microsoft.com/office/word/2015/wordml/symex" xmlns:wpg="http://schemas.microsoft.com/office/word/2010/wordprocessingGroup" xmlns:wpi="http://schemas.microsoft.com/office/word/2010/wordprocessingInk" xmlns:wne="http://schemas.microsoft.com/office/word/2006/wordml" xmlns:wps="http://schemas.microsoft.com/office/word/2010/wordprocessingShape" mc:Ignorable="w14 w15 w16se w16cid w16 w16cex w16sdtdh w16sdtfl w16du wp14">
   <w:sdt>
     <w:sdtPr>
       <w:id w:val="1344361289"/>
@@ -47640,7 +47980,7 @@
 </file>
 
 <file path=word/footnotes.xml><?xml version="1.0" encoding="utf-8"?>
-<w:footnotes xmlns:wpc="http://schemas.microsoft.com/office/word/2010/wordprocessingCanvas" xmlns:cx="http://schemas.microsoft.com/office/drawing/2014/chartex" xmlns:cx1="http://schemas.microsoft.com/office/drawing/2015/9/8/chartex" xmlns:cx2="http://schemas.microsoft.com/office/drawing/2015/10/21/chartex" xmlns:cx3="http://schemas.microsoft.com/office/drawing/2016/5/9/chartex" xmlns:cx4="http://schemas.microsoft.com/office/drawing/2016/5/10/chartex" xmlns:cx5="http://schemas.microsoft.com/office/drawing/2016/5/11/chartex" xmlns:cx6="http://schemas.microsoft.com/office/drawing/2016/5/12/chartex" xmlns:cx7="http://schemas.microsoft.com/office/drawing/2016/5/13/chartex" xmlns:cx8="http://schemas.microsoft.com/office/drawing/2016/5/14/chartex" xmlns:mc="http://schemas.openxmlformats.org/markup-compatibility/2006" xmlns:aink="http://schemas.microsoft.com/office/drawing/2016/ink" xmlns:am3d="http://schemas.microsoft.com/office/drawing/2017/model3d" xmlns:o="urn:schemas-microsoft-com:office:office" xmlns:oel="http://schemas.microsoft.com/office/2019/extlst" xmlns:r="http://schemas.openxmlformats.org/officeDocument/2006/relationships" xmlns:m="http://schemas.openxmlformats.org/officeDocument/2006/math" xmlns:v="urn:schemas-microsoft-com:vml" xmlns:wp14="http://schemas.microsoft.com/office/word/2010/wordprocessingDrawing" xmlns:wp="http://schemas.openxmlformats.org/drawingml/2006/wordprocessingDrawing" xmlns:w10="urn:schemas-microsoft-com:office:word" xmlns:w="http://schemas.openxmlformats.org/wordprocessingml/2006/main" xmlns:w14="http://schemas.microsoft.com/office/word/2010/wordml" xmlns:w15="http://schemas.microsoft.com/office/word/2012/wordml" xmlns:w16cex="http://schemas.microsoft.com/office/word/2018/wordml/cex" xmlns:w16cid="http://schemas.microsoft.com/office/word/2016/wordml/cid" xmlns:w16="http://schemas.microsoft.com/office/word/2018/wordml" xmlns:w16sdtdh="http://schemas.microsoft.com/office/word/2020/wordml/sdtdatahash" xmlns:w16se="http://schemas.microsoft.com/office/word/2015/wordml/symex" xmlns:wpg="http://schemas.microsoft.com/office/word/2010/wordprocessingGroup" xmlns:wpi="http://schemas.microsoft.com/office/word/2010/wordprocessingInk" xmlns:wne="http://schemas.microsoft.com/office/word/2006/wordml" xmlns:wps="http://schemas.microsoft.com/office/word/2010/wordprocessingShape" mc:Ignorable="w14 w15 w16se w16cid w16 w16cex w16sdtdh wp14">
+<w:footnotes xmlns:wpc="http://schemas.microsoft.com/office/word/2010/wordprocessingCanvas" xmlns:cx="http://schemas.microsoft.com/office/drawing/2014/chartex" xmlns:cx1="http://schemas.microsoft.com/office/drawing/2015/9/8/chartex" xmlns:cx2="http://schemas.microsoft.com/office/drawing/2015/10/21/chartex" xmlns:cx3="http://schemas.microsoft.com/office/drawing/2016/5/9/chartex" xmlns:cx4="http://schemas.microsoft.com/office/drawing/2016/5/10/chartex" xmlns:cx5="http://schemas.microsoft.com/office/drawing/2016/5/11/chartex" xmlns:cx6="http://schemas.microsoft.com/office/drawing/2016/5/12/chartex" xmlns:cx7="http://schemas.microsoft.com/office/drawing/2016/5/13/chartex" xmlns:cx8="http://schemas.microsoft.com/office/drawing/2016/5/14/chartex" xmlns:mc="http://schemas.openxmlformats.org/markup-compatibility/2006" xmlns:aink="http://schemas.microsoft.com/office/drawing/2016/ink" xmlns:am3d="http://schemas.microsoft.com/office/drawing/2017/model3d" xmlns:o="urn:schemas-microsoft-com:office:office" xmlns:oel="http://schemas.microsoft.com/office/2019/extlst" xmlns:r="http://schemas.openxmlformats.org/officeDocument/2006/relationships" xmlns:m="http://schemas.openxmlformats.org/officeDocument/2006/math" xmlns:v="urn:schemas-microsoft-com:vml" xmlns:wp14="http://schemas.microsoft.com/office/word/2010/wordprocessingDrawing" xmlns:wp="http://schemas.openxmlformats.org/drawingml/2006/wordprocessingDrawing" xmlns:w10="urn:schemas-microsoft-com:office:word" xmlns:w="http://schemas.openxmlformats.org/wordprocessingml/2006/main" xmlns:w14="http://schemas.microsoft.com/office/word/2010/wordml" xmlns:w15="http://schemas.microsoft.com/office/word/2012/wordml" xmlns:w16cex="http://schemas.microsoft.com/office/word/2018/wordml/cex" xmlns:w16cid="http://schemas.microsoft.com/office/word/2016/wordml/cid" xmlns:w16="http://schemas.microsoft.com/office/word/2018/wordml" xmlns:w16du="http://schemas.microsoft.com/office/word/2023/wordml/word16du" xmlns:w16sdtdh="http://schemas.microsoft.com/office/word/2020/wordml/sdtdatahash" xmlns:w16sdtfl="http://schemas.microsoft.com/office/word/2024/wordml/sdtformatlock" xmlns:w16se="http://schemas.microsoft.com/office/word/2015/wordml/symex" xmlns:wpg="http://schemas.microsoft.com/office/word/2010/wordprocessingGroup" xmlns:wpi="http://schemas.microsoft.com/office/word/2010/wordprocessingInk" xmlns:wne="http://schemas.microsoft.com/office/word/2006/wordml" xmlns:wps="http://schemas.microsoft.com/office/word/2010/wordprocessingShape" mc:Ignorable="w14 w15 w16se w16cid w16 w16cex w16sdtdh w16sdtfl w16du wp14">
   <w:footnote w:type="separator" w:id="-1">
     <w:p>
       <w:pPr>
@@ -47665,7 +48005,7 @@
 </file>
 
 <file path=word/numbering.xml><?xml version="1.0" encoding="utf-8"?>
-<w:numbering xmlns:wpc="http://schemas.microsoft.com/office/word/2010/wordprocessingCanvas" xmlns:cx="http://schemas.microsoft.com/office/drawing/2014/chartex" xmlns:cx1="http://schemas.microsoft.com/office/drawing/2015/9/8/chartex" xmlns:cx2="http://schemas.microsoft.com/office/drawing/2015/10/21/chartex" xmlns:cx3="http://schemas.microsoft.com/office/drawing/2016/5/9/chartex" xmlns:cx4="http://schemas.microsoft.com/office/drawing/2016/5/10/chartex" xmlns:cx5="http://schemas.microsoft.com/office/drawing/2016/5/11/chartex" xmlns:cx6="http://schemas.microsoft.com/office/drawing/2016/5/12/chartex" xmlns:cx7="http://schemas.microsoft.com/office/drawing/2016/5/13/chartex" xmlns:cx8="http://schemas.microsoft.com/office/drawing/2016/5/14/chartex" xmlns:mc="http://schemas.openxmlformats.org/markup-compatibility/2006" xmlns:aink="http://schemas.microsoft.com/office/drawing/2016/ink" xmlns:am3d="http://schemas.microsoft.com/office/drawing/2017/model3d" xmlns:o="urn:schemas-microsoft-com:office:office" xmlns:oel="http://schemas.microsoft.com/office/2019/extlst" xmlns:r="http://schemas.openxmlformats.org/officeDocument/2006/relationships" xmlns:m="http://schemas.openxmlformats.org/officeDocument/2006/math" xmlns:v="urn:schemas-microsoft-com:vml" xmlns:wp14="http://schemas.microsoft.com/office/word/2010/wordprocessingDrawing" xmlns:wp="http://schemas.openxmlformats.org/drawingml/2006/wordprocessingDrawing" xmlns:w10="urn:schemas-microsoft-com:office:word" xmlns:w="http://schemas.openxmlformats.org/wordprocessingml/2006/main" xmlns:w14="http://schemas.microsoft.com/office/word/2010/wordml" xmlns:w15="http://schemas.microsoft.com/office/word/2012/wordml" xmlns:w16cex="http://schemas.microsoft.com/office/word/2018/wordml/cex" xmlns:w16cid="http://schemas.microsoft.com/office/word/2016/wordml/cid" xmlns:w16="http://schemas.microsoft.com/office/word/2018/wordml" xmlns:w16sdtdh="http://schemas.microsoft.com/office/word/2020/wordml/sdtdatahash" xmlns:w16se="http://schemas.microsoft.com/office/word/2015/wordml/symex" xmlns:wpg="http://schemas.microsoft.com/office/word/2010/wordprocessingGroup" xmlns:wpi="http://schemas.microsoft.com/office/word/2010/wordprocessingInk" xmlns:wne="http://schemas.microsoft.com/office/word/2006/wordml" xmlns:wps="http://schemas.microsoft.com/office/word/2010/wordprocessingShape" mc:Ignorable="w14 w15 w16se w16cid w16 w16cex w16sdtdh wp14">
+<w:numbering xmlns:wpc="http://schemas.microsoft.com/office/word/2010/wordprocessingCanvas" xmlns:cx="http://schemas.microsoft.com/office/drawing/2014/chartex" xmlns:cx1="http://schemas.microsoft.com/office/drawing/2015/9/8/chartex" xmlns:cx2="http://schemas.microsoft.com/office/drawing/2015/10/21/chartex" xmlns:cx3="http://schemas.microsoft.com/office/drawing/2016/5/9/chartex" xmlns:cx4="http://schemas.microsoft.com/office/drawing/2016/5/10/chartex" xmlns:cx5="http://schemas.microsoft.com/office/drawing/2016/5/11/chartex" xmlns:cx6="http://schemas.microsoft.com/office/drawing/2016/5/12/chartex" xmlns:cx7="http://schemas.microsoft.com/office/drawing/2016/5/13/chartex" xmlns:cx8="http://schemas.microsoft.com/office/drawing/2016/5/14/chartex" xmlns:mc="http://schemas.openxmlformats.org/markup-compatibility/2006" xmlns:aink="http://schemas.microsoft.com/office/drawing/2016/ink" xmlns:am3d="http://schemas.microsoft.com/office/drawing/2017/model3d" xmlns:o="urn:schemas-microsoft-com:office:office" xmlns:oel="http://schemas.microsoft.com/office/2019/extlst" xmlns:r="http://schemas.openxmlformats.org/officeDocument/2006/relationships" xmlns:m="http://schemas.openxmlformats.org/officeDocument/2006/math" xmlns:v="urn:schemas-microsoft-com:vml" xmlns:wp14="http://schemas.microsoft.com/office/word/2010/wordprocessingDrawing" xmlns:wp="http://schemas.openxmlformats.org/drawingml/2006/wordprocessingDrawing" xmlns:w10="urn:schemas-microsoft-com:office:word" xmlns:w="http://schemas.openxmlformats.org/wordprocessingml/2006/main" xmlns:w14="http://schemas.microsoft.com/office/word/2010/wordml" xmlns:w15="http://schemas.microsoft.com/office/word/2012/wordml" xmlns:w16cex="http://schemas.microsoft.com/office/word/2018/wordml/cex" xmlns:w16cid="http://schemas.microsoft.com/office/word/2016/wordml/cid" xmlns:w16="http://schemas.microsoft.com/office/word/2018/wordml" xmlns:w16du="http://schemas.microsoft.com/office/word/2023/wordml/word16du" xmlns:w16sdtdh="http://schemas.microsoft.com/office/word/2020/wordml/sdtdatahash" xmlns:w16sdtfl="http://schemas.microsoft.com/office/word/2024/wordml/sdtformatlock" xmlns:w16se="http://schemas.microsoft.com/office/word/2015/wordml/symex" xmlns:wpg="http://schemas.microsoft.com/office/word/2010/wordprocessingGroup" xmlns:wpi="http://schemas.microsoft.com/office/word/2010/wordprocessingInk" xmlns:wne="http://schemas.microsoft.com/office/word/2006/wordml" xmlns:wps="http://schemas.microsoft.com/office/word/2010/wordprocessingShape" mc:Ignorable="w14 w15 w16se w16cid w16 w16cex w16sdtdh w16sdtfl w16du wp14">
   <w:abstractNum w:abstractNumId="0" w15:restartNumberingAfterBreak="0">
     <w:nsid w:val="00241610"/>
     <w:multiLevelType w:val="multilevel"/>
@@ -56134,11 +56474,12 @@
   <w:num w:numId="73" w16cid:durableId="631790881">
     <w:abstractNumId w:val="52"/>
   </w:num>
+  <w:numIdMacAtCleanup w:val="73"/>
 </w:numbering>
 </file>
 
 <file path=word/styles.xml><?xml version="1.0" encoding="utf-8"?>
-<w:styles xmlns:mc="http://schemas.openxmlformats.org/markup-compatibility/2006" xmlns:r="http://schemas.openxmlformats.org/officeDocument/2006/relationships" xmlns:w="http://schemas.openxmlformats.org/wordprocessingml/2006/main" xmlns:w14="http://schemas.microsoft.com/office/word/2010/wordml" xmlns:w15="http://schemas.microsoft.com/office/word/2012/wordml" xmlns:w16cex="http://schemas.microsoft.com/office/word/2018/wordml/cex" xmlns:w16cid="http://schemas.microsoft.com/office/word/2016/wordml/cid" xmlns:w16="http://schemas.microsoft.com/office/word/2018/wordml" xmlns:w16sdtdh="http://schemas.microsoft.com/office/word/2020/wordml/sdtdatahash" xmlns:w16se="http://schemas.microsoft.com/office/word/2015/wordml/symex" mc:Ignorable="w14 w15 w16se w16cid w16 w16cex w16sdtdh">
+<w:styles xmlns:mc="http://schemas.openxmlformats.org/markup-compatibility/2006" xmlns:r="http://schemas.openxmlformats.org/officeDocument/2006/relationships" xmlns:w="http://schemas.openxmlformats.org/wordprocessingml/2006/main" xmlns:w14="http://schemas.microsoft.com/office/word/2010/wordml" xmlns:w15="http://schemas.microsoft.com/office/word/2012/wordml" xmlns:w16cex="http://schemas.microsoft.com/office/word/2018/wordml/cex" xmlns:w16cid="http://schemas.microsoft.com/office/word/2016/wordml/cid" xmlns:w16="http://schemas.microsoft.com/office/word/2018/wordml" xmlns:w16du="http://schemas.microsoft.com/office/word/2023/wordml/word16du" xmlns:w16sdtdh="http://schemas.microsoft.com/office/word/2020/wordml/sdtdatahash" xmlns:w16sdtfl="http://schemas.microsoft.com/office/word/2024/wordml/sdtformatlock" xmlns:w16se="http://schemas.microsoft.com/office/word/2015/wordml/symex" mc:Ignorable="w14 w15 w16se w16cid w16 w16cex w16sdtdh w16sdtfl w16du">
   <w:docDefaults>
     <w:rPrDefault>
       <w:rPr>
@@ -56738,6 +57079,7 @@
   <w:style w:type="character" w:default="1" w:styleId="a0">
     <w:name w:val="Default Paragraph Font"/>
     <w:uiPriority w:val="1"/>
+    <w:semiHidden/>
     <w:unhideWhenUsed/>
   </w:style>
   <w:style w:type="table" w:default="1" w:styleId="a1">
